--- a/Session_Sources/Session_Notes/AB_01_021326_Graduation_Day.docx
+++ b/Session_Sources/Session_Notes/AB_01_021326_Graduation_Day.docx
@@ -22733,7 +22733,7 @@
           <w:sz w:val="20"/>
           <w:szCs w:val="20"/>
         </w:rPr>
-        <w:t xml:space="preserve">Deanna Smith-Wesson (Maddie)  ·  [Funny]</w:t>
+        <w:t xml:space="preserve">Deanna Smith-Wesson (Madi)  ·  [Funny]</w:t>
       </w:r>
       <w:r>
         <w:br/>
@@ -22777,7 +22777,7 @@
           <w:sz w:val="20"/>
           <w:szCs w:val="20"/>
         </w:rPr>
-        <w:t xml:space="preserve">Deanna Smith-Wesson (Maddie)  ·  [Funny]</w:t>
+        <w:t xml:space="preserve">Deanna Smith-Wesson (Madi)  ·  [Funny]</w:t>
       </w:r>
       <w:r>
         <w:br/>
@@ -23789,7 +23789,7 @@
                 <w:sz w:val="18"/>
                 <w:szCs w:val="18"/>
               </w:rPr>
-              <w:t xml:space="preserve">Maddie (Deanna)</w:t>
+              <w:t xml:space="preserve">Madi (Deanna)</w:t>
             </w:r>
           </w:p>
         </w:tc>
@@ -25943,7 +25943,7 @@
                 <w:sz w:val="18"/>
                 <w:szCs w:val="18"/>
               </w:rPr>
-              <w:t xml:space="preserve">Samothy's parlor gun: "Tanya" (Maddie/Josh) vs "Peter Pistol" (Chase, praised by DM) — final name unconfirmed</w:t>
+              <w:t xml:space="preserve">Samothy's parlor gun: "Tanya" (Madi/Josh) vs "Peter Pistol" (Chase, praised by DM) — final name unconfirmed</w:t>
             </w:r>
           </w:p>
         </w:tc>
